--- a/skills/gen-docs/templates/reference-strict.docx
+++ b/skills/gen-docs/templates/reference-strict.docx
@@ -723,7 +723,7 @@
       <w:outlineLvl w:val="0"/>
     </w:pPr>
     <w:rPr>
-      <w:rFonts w:asciiTheme="majorHAnsi" w:eastAsiaTheme="majorEastAsia" w:hAnsiTheme="majorHAnsi" w:cstheme="majorBidi" w:ascii="Times New Roman" w:hAnsi="Times New Roman" w:eastAsia="Times New Roman" w:cs="Times New Roman"/>
+      <w:rFonts w:ascii="Times New Roman" w:hAnsi="Times New Roman" w:eastAsia="Times New Roman" w:cs="Times New Roman"/>
       <w:b/>
       <w:sz w:val="32"/>
       <w:szCs w:val="40"/>
@@ -747,7 +747,7 @@
       <w:outlineLvl w:val="1"/>
     </w:pPr>
     <w:rPr>
-      <w:rFonts w:asciiTheme="majorHAnsi" w:eastAsiaTheme="majorEastAsia" w:hAnsiTheme="majorHAnsi" w:cstheme="majorBidi" w:ascii="Times New Roman" w:hAnsi="Times New Roman" w:eastAsia="Times New Roman" w:cs="Times New Roman"/>
+      <w:rFonts w:ascii="Times New Roman" w:hAnsi="Times New Roman" w:eastAsia="Times New Roman" w:cs="Times New Roman"/>
       <w:b/>
       <w:sz w:val="30"/>
       <w:szCs w:val="32"/>
@@ -771,7 +771,7 @@
       <w:outlineLvl w:val="2"/>
     </w:pPr>
     <w:rPr>
-      <w:rFonts w:eastAsiaTheme="majorEastAsia" w:cstheme="majorBidi" w:ascii="Times New Roman" w:hAnsi="Times New Roman" w:eastAsia="Times New Roman" w:cs="Times New Roman"/>
+      <w:rFonts w:ascii="Times New Roman" w:hAnsi="Times New Roman" w:eastAsia="Times New Roman" w:cs="Times New Roman"/>
       <w:b/>
       <w:sz w:val="28"/>
       <w:szCs w:val="28"/>
@@ -795,7 +795,7 @@
       <w:outlineLvl w:val="3"/>
     </w:pPr>
     <w:rPr>
-      <w:rFonts w:eastAsiaTheme="majorEastAsia" w:cstheme="majorBidi" w:ascii="Times New Roman" w:hAnsi="Times New Roman" w:eastAsia="Times New Roman" w:cs="Times New Roman"/>
+      <w:rFonts w:ascii="Times New Roman" w:hAnsi="Times New Roman" w:eastAsia="Times New Roman" w:cs="Times New Roman"/>
       <w:b w:val="0"/>
       <w:i/>
       <w:iCs/>
@@ -1039,7 +1039,7 @@
     <w:qFormat/>
     <w:pPr>
       <w:spacing w:before="100" w:after="100"/>
-      <w:ind w:firstLine="0" w:left="567" w:right="480"/>
+      <w:ind w:left="567" w:right="480"/>
     </w:pPr>
     <w:rPr>
       <w:rFonts w:ascii="Times New Roman" w:hAnsi="Times New Roman" w:eastAsia="Times New Roman" w:cs="Times New Roman"/>
@@ -1078,13 +1078,25 @@
     <w:semiHidden/>
     <w:unhideWhenUsed/>
     <w:qFormat/>
+    <w:rPr>
+      <w:rFonts w:ascii="Times New Roman" w:hAnsi="Times New Roman"/>
+      <w:sz w:val="24"/>
+    </w:rPr>
     <w:tblPr>
       <w:tblInd w:w="0" w:type="dxa"/>
+      <w:tblBorders>
+        <w:top w:val="single" w:sz="4" w:space="0" w:color="000000"/>
+        <w:left w:val="single" w:sz="4" w:space="0" w:color="000000"/>
+        <w:bottom w:val="single" w:sz="4" w:space="0" w:color="000000"/>
+        <w:right w:val="single" w:sz="4" w:space="0" w:color="000000"/>
+        <w:insideH w:val="single" w:sz="4" w:space="0" w:color="000000"/>
+        <w:insideV w:val="single" w:sz="4" w:space="0" w:color="000000"/>
+      </w:tblBorders>
       <w:tblCellMar>
-        <w:top w:w="0" w:type="dxa"/>
-        <w:left w:w="108" w:type="dxa"/>
-        <w:bottom w:w="0" w:type="dxa"/>
-        <w:right w:w="108" w:type="dxa"/>
+        <w:top w:w="28" w:type="dxa"/>
+        <w:left w:w="28" w:type="dxa"/>
+        <w:bottom w:w="28" w:type="dxa"/>
+        <w:right w:w="28" w:type="dxa"/>
       </w:tblCellMar>
     </w:tblPr>
     <w:tblStylePr w:type="firstRow">
@@ -1135,22 +1147,44 @@
     <w:basedOn w:val="Caption"/>
     <w:pPr>
       <w:keepNext/>
-    </w:pPr>
+      <w:jc w:val="left"/>
+    </w:pPr>
+    <w:rPr>
+      <w:rFonts w:ascii="Times New Roman" w:hAnsi="Times New Roman" w:eastAsia="Times New Roman" w:cs="Times New Roman"/>
+      <w:i/>
+      <w:sz w:val="24"/>
+    </w:rPr>
   </w:style>
   <w:style w:type="paragraph" w:customStyle="1" w:styleId="ImageCaption">
     <w:name w:val="Image Caption"/>
     <w:basedOn w:val="Caption"/>
+    <w:pPr>
+      <w:jc w:val="center"/>
+    </w:pPr>
+    <w:rPr>
+      <w:rFonts w:ascii="Times New Roman" w:hAnsi="Times New Roman" w:eastAsia="Times New Roman" w:cs="Times New Roman"/>
+    </w:rPr>
   </w:style>
   <w:style w:type="paragraph" w:customStyle="1" w:styleId="Figure">
     <w:name w:val="Figure"/>
     <w:basedOn w:val="Normal"/>
+    <w:pPr>
+      <w:jc w:val="center"/>
+    </w:pPr>
+    <w:rPr>
+      <w:rFonts w:ascii="Times New Roman" w:hAnsi="Times New Roman" w:eastAsia="Times New Roman" w:cs="Times New Roman"/>
+    </w:rPr>
   </w:style>
   <w:style w:type="paragraph" w:customStyle="1" w:styleId="CaptionedFigure">
     <w:name w:val="Captioned Figure"/>
     <w:basedOn w:val="Figure"/>
     <w:pPr>
       <w:keepNext/>
-    </w:pPr>
+      <w:jc w:val="center"/>
+    </w:pPr>
+    <w:rPr>
+      <w:rFonts w:ascii="Times New Roman" w:hAnsi="Times New Roman" w:eastAsia="Times New Roman" w:cs="Times New Roman"/>
+    </w:rPr>
   </w:style>
   <w:style w:type="character" w:customStyle="1" w:styleId="BodyTextChar">
     <w:name w:val="Body Text Char"/>
@@ -1192,10 +1226,11 @@
     <w:qFormat/>
     <w:pPr>
       <w:spacing w:before="240" w:line="259" w:lineRule="auto"/>
+      <w:jc w:val="left"/>
       <w:outlineLvl w:val="9"/>
     </w:pPr>
     <w:rPr>
-      <w:rFonts w:asciiTheme="majorHAnsi" w:eastAsiaTheme="majorEastAsia" w:hAnsiTheme="majorHAnsi" w:cstheme="majorBidi" w:ascii="Times New Roman" w:hAnsi="Times New Roman" w:eastAsia="Times New Roman" w:cs="Times New Roman"/>
+      <w:rFonts w:ascii="Times New Roman" w:hAnsi="Times New Roman" w:eastAsia="Times New Roman" w:cs="Times New Roman"/>
       <w:b/>
       <w:bCs w:val="0"/>
       <w:color w:val="365F91" w:themeColor="accent1" w:themeShade="BF"/>

--- a/skills/gen-docs/templates/reference-strict.docx
+++ b/skills/gen-docs/templates/reference-strict.docx
@@ -540,7 +540,6 @@
     <w:qFormat/>
     <w:pPr>
       <w:spacing w:before="180" w:after="0" w:lineRule="auto" w:line="360"/>
-      <w:ind w:firstLine="709"/>
     </w:pPr>
     <w:rPr>
       <w:rFonts w:ascii="Times New Roman" w:hAnsi="Times New Roman" w:eastAsia="Times New Roman" w:cs="Times New Roman"/>
@@ -554,7 +553,6 @@
     <w:qFormat/>
     <w:pPr>
       <w:spacing w:lineRule="auto" w:line="360" w:after="0"/>
-      <w:ind w:firstLine="709"/>
     </w:pPr>
     <w:rPr>
       <w:rFonts w:ascii="Times New Roman" w:hAnsi="Times New Roman" w:eastAsia="Times New Roman" w:cs="Times New Roman"/>
@@ -567,7 +565,6 @@
     <w:qFormat/>
     <w:pPr>
       <w:spacing w:before="36" w:after="0" w:lineRule="auto" w:line="360"/>
-      <w:ind w:firstLine="709"/>
     </w:pPr>
     <w:rPr>
       <w:rFonts w:ascii="Times New Roman" w:hAnsi="Times New Roman" w:eastAsia="Times New Roman" w:cs="Times New Roman"/>

--- a/skills/gen-docs/templates/reference-strict.docx
+++ b/skills/gen-docs/templates/reference-strict.docx
@@ -526,7 +526,6 @@
     <w:qFormat/>
     <w:pPr>
       <w:spacing w:lineRule="auto" w:line="360" w:after="0" w:before="0"/>
-      <w:ind w:firstLine="709"/>
     </w:pPr>
     <w:rPr>
       <w:rFonts w:ascii="Times New Roman" w:hAnsi="Times New Roman" w:eastAsia="Times New Roman" w:cs="Times New Roman"/>
